--- a/manuscript/revision/Blattabacterium HGT manuscript_PNAS_revised_final.docx
+++ b/manuscript/revision/Blattabacterium HGT manuscript_PNAS_revised_final.docx
@@ -6818,7 +6818,6 @@
         </w:pBdr>
         <w:spacing w:before="240" w:after="60"/>
         <w:contextualSpacing/>
-        <w:jc w:val="center"/>
         <w:rPr>
           <w:rFonts w:ascii="Arial" w:hAnsi="Arial" w:cs="Arial"/>
           <w:b/>
@@ -6836,7 +6835,7 @@
           <w:szCs w:val="20"/>
         </w:rPr>
         <w:lastRenderedPageBreak/>
-        <w:t xml:space="preserve">Figures </w:t>
+        <w:t>Figure</w:t>
       </w:r>
       <w:r>
         <w:rPr>
@@ -6846,50 +6845,7 @@
           <w:sz w:val="20"/>
           <w:szCs w:val="20"/>
         </w:rPr>
-        <w:br/>
-      </w:r>
-      <w:r>
-        <w:rPr>
-          <w:rFonts w:asciiTheme="minorBidi" w:hAnsiTheme="minorBidi"/>
-          <w:b/>
-          <w:bCs/>
-          <w:noProof/>
-        </w:rPr>
-        <w:drawing>
-          <wp:inline distT="0" distB="0" distL="0" distR="0" wp14:anchorId="6286BFD4" wp14:editId="0ADDC778">
-            <wp:extent cx="5465621" cy="4137285"/>
-            <wp:effectExtent l="0" t="0" r="0" b="3175"/>
-            <wp:docPr id="740569651" name="Picture 1"/>
-            <wp:cNvGraphicFramePr>
-              <a:graphicFrameLocks xmlns:a="http://schemas.openxmlformats.org/drawingml/2006/main" noChangeAspect="1"/>
-            </wp:cNvGraphicFramePr>
-            <a:graphic xmlns:a="http://schemas.openxmlformats.org/drawingml/2006/main">
-              <a:graphicData uri="http://schemas.openxmlformats.org/drawingml/2006/picture">
-                <pic:pic xmlns:pic="http://schemas.openxmlformats.org/drawingml/2006/picture">
-                  <pic:nvPicPr>
-                    <pic:cNvPr id="740569651" name="Picture 740569651"/>
-                    <pic:cNvPicPr/>
-                  </pic:nvPicPr>
-                  <pic:blipFill>
-                    <a:blip r:embed="rId12"/>
-                    <a:stretch>
-                      <a:fillRect/>
-                    </a:stretch>
-                  </pic:blipFill>
-                  <pic:spPr>
-                    <a:xfrm>
-                      <a:off x="0" y="0"/>
-                      <a:ext cx="5492357" cy="4157523"/>
-                    </a:xfrm>
-                    <a:prstGeom prst="rect">
-                      <a:avLst/>
-                    </a:prstGeom>
-                  </pic:spPr>
-                </pic:pic>
-              </a:graphicData>
-            </a:graphic>
-          </wp:inline>
-        </w:drawing>
+        <w:t xml:space="preserve"> legends</w:t>
       </w:r>
     </w:p>
     <w:p>
@@ -7384,83 +7340,7 @@
           <w:sz w:val="20"/>
           <w:szCs w:val="20"/>
         </w:rPr>
-        <w:sectPr>
-          <w:pgSz w:w="12240" w:h="15840"/>
-          <w:pgMar w:top="1440" w:right="1800" w:bottom="1440" w:left="1800" w:header="720" w:footer="720" w:gutter="0"/>
-          <w:lnNumType w:countBy="1" w:restart="continuous"/>
-          <w:cols w:space="720"/>
-          <w:docGrid w:linePitch="299"/>
-        </w:sectPr>
-      </w:pPr>
-    </w:p>
-    <w:p>
-      <w:pPr>
-        <w:pBdr>
-          <w:top w:val="nil"/>
-          <w:left w:val="nil"/>
-          <w:bottom w:val="nil"/>
-          <w:right w:val="nil"/>
-          <w:between w:val="nil"/>
-        </w:pBdr>
-        <w:contextualSpacing/>
-        <w:rPr>
-          <w:rFonts w:ascii="Arial" w:hAnsi="Arial" w:cs="Arial"/>
-          <w:color w:val="000000"/>
-          <w:sz w:val="20"/>
-          <w:szCs w:val="20"/>
-        </w:rPr>
-      </w:pPr>
-      <w:r>
-        <w:rPr>
-          <w:rFonts w:ascii="Arial" w:hAnsi="Arial" w:cs="Arial"/>
-          <w:noProof/>
-          <w:color w:val="000000"/>
-          <w:sz w:val="20"/>
-          <w:szCs w:val="20"/>
-        </w:rPr>
-        <w:lastRenderedPageBreak/>
-        <w:drawing>
-          <wp:inline distT="0" distB="0" distL="0" distR="0" wp14:anchorId="3B850AA3" wp14:editId="2FCF131A">
-            <wp:extent cx="8229600" cy="3816350"/>
-            <wp:effectExtent l="0" t="0" r="0" b="6350"/>
-            <wp:docPr id="1" name="Picture 1"/>
-            <wp:cNvGraphicFramePr>
-              <a:graphicFrameLocks xmlns:a="http://schemas.openxmlformats.org/drawingml/2006/main" noChangeAspect="1"/>
-            </wp:cNvGraphicFramePr>
-            <a:graphic xmlns:a="http://schemas.openxmlformats.org/drawingml/2006/main">
-              <a:graphicData uri="http://schemas.openxmlformats.org/drawingml/2006/picture">
-                <pic:pic xmlns:pic="http://schemas.openxmlformats.org/drawingml/2006/picture">
-                  <pic:nvPicPr>
-                    <pic:cNvPr id="1" name="Fig2.pdf"/>
-                    <pic:cNvPicPr/>
-                  </pic:nvPicPr>
-                  <pic:blipFill>
-                    <a:blip r:embed="rId13" cstate="print">
-                      <a:extLst>
-                        <a:ext uri="{28A0092B-C50C-407E-A947-70E740481C1C}">
-                          <a14:useLocalDpi xmlns:a14="http://schemas.microsoft.com/office/drawing/2010/main" val="0"/>
-                        </a:ext>
-                      </a:extLst>
-                    </a:blip>
-                    <a:stretch>
-                      <a:fillRect/>
-                    </a:stretch>
-                  </pic:blipFill>
-                  <pic:spPr>
-                    <a:xfrm>
-                      <a:off x="0" y="0"/>
-                      <a:ext cx="8229600" cy="3816350"/>
-                    </a:xfrm>
-                    <a:prstGeom prst="rect">
-                      <a:avLst/>
-                    </a:prstGeom>
-                  </pic:spPr>
-                </pic:pic>
-              </a:graphicData>
-            </a:graphic>
-          </wp:inline>
-        </w:drawing>
-      </w:r>
+      </w:pPr>
     </w:p>
     <w:p>
       <w:pPr>
@@ -7871,8 +7751,8 @@
       </w:pPr>
     </w:p>
     <w:sectPr>
-      <w:pgSz w:w="15840" w:h="12240" w:orient="landscape"/>
-      <w:pgMar w:top="1800" w:right="1440" w:bottom="1800" w:left="1440" w:header="720" w:footer="720" w:gutter="0"/>
+      <w:pgSz w:w="12240" w:h="15840"/>
+      <w:pgMar w:top="1440" w:right="1800" w:bottom="1440" w:left="1800" w:header="720" w:footer="720" w:gutter="0"/>
       <w:lnNumType w:countBy="1" w:restart="continuous"/>
       <w:cols w:space="720"/>
       <w:docGrid w:linePitch="299"/>
